--- a/企业提交材料/A23_环境与部署说明_V1.0.docx
+++ b/企业提交材料/A23_环境与部署说明_V1.0.docx
@@ -5360,7 +5360,7 @@
           <w:color w:val="000000"/>
           <w:sz w:val="21"/>
         </w:rPr>
-        <w:t>最终比赛交付包建议提供一键启动系统.bat。部署人员双击后，脚本应依次检查依赖和数据目录，启动后端，启动前端构建预览，执行健康检查，并自动打开浏览器。脚本不得把在线采集失败当作系统启动成功的实时数据。</w:t>
+        <w:t>一键启动入口为项目根 start-a23-dev.ps1（PowerShell 脚本，已内置幂等复用与健康检查）。部署人员运行后，脚本应依次检查依赖和数据目录，依次启动后端（backend.main:app，默认端口 8000，可用 -BackendPort 指定）与前端（vite，5173），并输出健康检查地址，并自动打开浏览器。脚本不得把在线采集失败当作系统启动成功的实时数据。</w:t>
       </w:r>
     </w:p>
     <w:p>
@@ -5374,7 +5374,7 @@
           <w:color w:val="000000"/>
           <w:sz w:val="20"/>
         </w:rPr>
-        <w:t>1. 双击一键启动系统.bat。</w:t>
+        <w:t>1. 在项目根目录运行 powershell -ExecutionPolicy Bypass -File start-a23-dev.ps1。</w:t>
       </w:r>
     </w:p>
     <w:p>
@@ -5643,7 +5643,7 @@
           <w:color w:val="000000"/>
           <w:sz w:val="21"/>
         </w:rPr>
-        <w:t>推荐使用一键停止系统.bat 关闭本项目启动的前后端进程。手动运行时，在对应终端窗口按 Ctrl C 停止服务。不要通过结束全部 Python 或 Node 进程的方式停止系统，以免影响计算机上的其他程序。</w:t>
+        <w:t>停止服务时关闭本项目启动的前后端进程。手动运行时，在对应终端窗口按 Ctrl C 停止服务。不要通过结束全部 Python 或 Node 进程的方式停止系统，以免影响计算机上的其他程序。</w:t>
       </w:r>
     </w:p>
     <w:p>

--- a/企业提交材料/A23_环境与部署说明_V1.0.docx
+++ b/企业提交材料/A23_环境与部署说明_V1.0.docx
@@ -1394,7 +1394,7 @@
                 <w:color w:val="202124"/>
                 <w:sz w:val="17"/>
               </w:rPr>
-              <w:t xml:space="preserve">  一键启动系统.bat             最终交付脚本</w:t>
+              <w:t xml:space="preserve">  start-a23-dev.ps1（PowerShell，项目根）             最终交付脚本</w:t>
             </w:r>
             <w:r>
               <w:br/>
@@ -1405,7 +1405,7 @@
                 <w:color w:val="202124"/>
                 <w:sz w:val="17"/>
               </w:rPr>
-              <w:t xml:space="preserve">  一键停止系统.bat             最终交付脚本</w:t>
+              <w:t xml:space="preserve">  start-a23-dev.ps1 控制台 Ctrl+C（或对应终端 Ctrl+C）             最终交付脚本</w:t>
             </w:r>
             <w:r>
               <w:br/>

--- a/企业提交材料/A23_环境与部署说明_V1.0.docx
+++ b/企业提交材料/A23_环境与部署说明_V1.0.docx
@@ -3097,7 +3097,7 @@
                 <w:color w:val="000000"/>
                 <w:sz w:val="17"/>
               </w:rPr>
-              <w:t>开发调试使用</w:t>
+              <w:t>一键启动与演示使用</w:t>
             </w:r>
           </w:p>
         </w:tc>
@@ -3204,7 +3204,7 @@
                 <w:color w:val="000000"/>
                 <w:sz w:val="17"/>
               </w:rPr>
-              <w:t>比赛演示推荐</w:t>
+              <w:t>仅可选验证构建产物</w:t>
             </w:r>
           </w:p>
         </w:tc>
@@ -5416,7 +5416,21 @@
           <w:color w:val="000000"/>
           <w:sz w:val="20"/>
         </w:rPr>
-        <w:t>4. 浏览器自动打开系统；若未自动打开，访问 http://127.0.0.1:4173。</w:t>
+        <w:t>4. 浏览器自动打开系统；若未自动打开，访问 http://127.0.0.1:5173。</w:t>
+      </w:r>
+    </w:p>
+    <w:p>
+      <w:pPr>
+        <w:spacing w:after="60" w:line="300" w:lineRule="auto"/>
+        <w:ind w:left="425" w:hanging="215"/>
+      </w:pPr>
+      <w:r>
+        <w:rPr>
+          <w:rFonts w:ascii="Microsoft YaHei" w:hAnsi="Microsoft YaHei" w:eastAsia="Microsoft YaHei"/>
+          <w:color w:val="000000"/>
+          <w:sz w:val="20"/>
+        </w:rPr>
+        <w:t>若 8000 端口被其他程序占用，可换端口启动后端：在项目根目录运行 powershell -ExecutionPolicy Bypass -File start-a23-dev.ps1 -BackendPort 8001。此时后端监听 8001，脚本会自动把前端代理指向 8001，前端访问地址仍为 http://127.0.0.1:5173；按本文档验收时，将后端地址中的 8000 相应替换为 8001 即可。</w:t>
       </w:r>
     </w:p>
     <w:p>
@@ -5620,7 +5634,7 @@
           <w:color w:val="000000"/>
           <w:sz w:val="21"/>
         </w:rPr>
-        <w:t>前端开发调试时可使用 npm run dev，并访问 http://127.0.0.1:5173。比赛演示优先使用构建后的预览模式，以验证实际交付产物。</w:t>
+        <w:t>一键启动与比赛演示统一使用 vite 开发模式（npm run dev），访问 http://127.0.0.1:5173，与 start-a23-dev.ps1 的启动口径一致。npm run build 与 npm run preview（4173）仅用于可选地验证构建产物，不作为演示与部署验收入口。</w:t>
       </w:r>
     </w:p>
     <w:p>
@@ -6289,7 +6303,7 @@
                 <w:color w:val="000000"/>
                 <w:sz w:val="17"/>
               </w:rPr>
-              <w:t>http://127.0.0.1:4173</w:t>
+              <w:t>http://127.0.0.1:5173</w:t>
             </w:r>
           </w:p>
         </w:tc>
@@ -7078,7 +7092,7 @@
                 <w:color w:val="000000"/>
                 <w:sz w:val="17"/>
               </w:rPr>
-              <w:t>关闭旧进程或统一修改后端与代理端口</w:t>
+              <w:t>关闭旧进程；或按 5.1 使用 -BackendPort 8001 换端口启动</w:t>
             </w:r>
           </w:p>
         </w:tc>
@@ -9068,6 +9082,20 @@
         <w:t>本说明对应 A23 比赛源码交付版 V1.0。当前系统采用前后端双进程运行，实时观测可通过在线采集或固定快照提供；正式预测算法尚未接入业务接口。完成一键启动脚本、离线快照打包或算法接入后，应同步更新本文档版本和验证记录。</w:t>
       </w:r>
     </w:p>
+    <w:p>
+      <w:pPr>
+        <w:spacing w:after="120" w:line="348" w:lineRule="auto"/>
+        <w:ind w:firstLine="420"/>
+      </w:pPr>
+      <w:r>
+        <w:rPr>
+          <w:rFonts w:ascii="Microsoft YaHei" w:hAnsi="Microsoft YaHei" w:eastAsia="Microsoft YaHei"/>
+          <w:color w:val="000000"/>
+          <w:sz w:val="21"/>
+        </w:rPr>
+        <w:t>2026-09-13 修订：2.1/5.1/5.2/6.1 节端口口径与 start-a23-dev.ps1 统一（一键启动与演示使用 vite 开发模式 5173，构建预览 4173 仅为可选验证）；5.1 节与常见问题表补充 8000 端口被占用时 -BackendPort 8001 换端口说明。文档版本保持 V1.0。</w:t>
+      </w:r>
+    </w:p>
     <w:sectPr>
       <w:headerReference w:type="default" r:id="rId9"/>
       <w:footerReference w:type="default" r:id="rId10"/>
